--- a/w8/efolio8.docx
+++ b/w8/efolio8.docx
@@ -612,8 +612,6 @@
         </w:rPr>
         <w:t>Set 2</w:t>
       </w:r>
-      <w:bookmarkStart w:id="0" w:name="_GoBack"/>
-      <w:bookmarkEnd w:id="0"/>
     </w:p>
     <w:p/>
     <w:p>
@@ -709,12 +707,6 @@
       </w:r>
     </w:p>
     <w:p>
-      <w:pPr>
-        <w:rPr>
-          <w:rFonts w:hint="default"/>
-          <w:lang w:val="en-US"/>
-        </w:rPr>
-      </w:pPr>
       <w:r>
         <w:drawing>
           <wp:inline distT="0" distB="0" distL="114300" distR="114300">
@@ -758,6 +750,39 @@
           </wp:inline>
         </w:drawing>
       </w:r>
+    </w:p>
+    <w:p/>
+    <w:p>
+      <w:pPr>
+        <w:rPr>
+          <w:rFonts w:hint="default"/>
+          <w:lang w:val="en-US"/>
+        </w:rPr>
+      </w:pPr>
+      <w:r>
+        <w:rPr>
+          <w:rFonts w:hint="default"/>
+          <w:lang w:val="en-US"/>
+        </w:rPr>
+        <w:t>GITHUB submission:</w:t>
+      </w:r>
+    </w:p>
+    <w:p>
+      <w:pPr>
+        <w:rPr>
+          <w:rFonts w:hint="default"/>
+          <w:lang w:val="en-US"/>
+        </w:rPr>
+      </w:pPr>
+      <w:r>
+        <w:rPr>
+          <w:rFonts w:hint="default"/>
+          <w:lang w:val="en-US"/>
+        </w:rPr>
+        <w:t xml:space="preserve">The efolio submission for lab 7 and lab 8 are mixed on GitHub. </w:t>
+      </w:r>
+      <w:bookmarkStart w:id="0" w:name="_GoBack"/>
+      <w:bookmarkEnd w:id="0"/>
     </w:p>
     <w:sectPr>
       <w:pgSz w:w="11906" w:h="16838"/>
